--- a/Socket Program.docx
+++ b/Socket Program.docx
@@ -2,344 +2,258 @@
 <file path=word/document.xml><?xml version="1.0" encoding="utf-8"?>
 <w:document xmlns:wpc="http://schemas.microsoft.com/office/word/2010/wordprocessingCanvas" xmlns:cx="http://schemas.microsoft.com/office/drawing/2014/chartex" xmlns:cx1="http://schemas.microsoft.com/office/drawing/2015/9/8/chartex" xmlns:cx2="http://schemas.microsoft.com/office/drawing/2015/10/21/chartex" xmlns:cx3="http://schemas.microsoft.com/office/drawing/2016/5/9/chartex" xmlns:cx4="http://schemas.microsoft.com/office/drawing/2016/5/10/chartex" xmlns:cx5="http://schemas.microsoft.com/office/drawing/2016/5/11/chartex" xmlns:cx6="http://schemas.microsoft.com/office/drawing/2016/5/12/chartex" xmlns:cx7="http://schemas.microsoft.com/office/drawing/2016/5/13/chartex" xmlns:cx8="http://schemas.microsoft.com/office/drawing/2016/5/14/chartex" xmlns:mc="http://schemas.openxmlformats.org/markup-compatibility/2006" xmlns:aink="http://schemas.microsoft.com/office/drawing/2016/ink" xmlns:am3d="http://schemas.microsoft.com/office/drawing/2017/model3d" xmlns:o="urn:schemas-microsoft-com:office:office" xmlns:oel="http://schemas.microsoft.com/office/2019/extlst" xmlns:r="http://schemas.openxmlformats.org/officeDocument/2006/relationships" xmlns:m="http://schemas.openxmlformats.org/officeDocument/2006/math" xmlns:v="urn:schemas-microsoft-com:vml" xmlns:wp14="http://schemas.microsoft.com/office/word/2010/wordprocessingDrawing" xmlns:wp="http://schemas.openxmlformats.org/drawingml/2006/wordprocessingDrawing" xmlns:w10="urn:schemas-microsoft-com:office:word" xmlns:w="http://schemas.openxmlformats.org/wordprocessingml/2006/main" xmlns:w14="http://schemas.microsoft.com/office/word/2010/wordml" xmlns:w15="http://schemas.microsoft.com/office/word/2012/wordml" xmlns:w16cex="http://schemas.microsoft.com/office/word/2018/wordml/cex" xmlns:w16cid="http://schemas.microsoft.com/office/word/2016/wordml/cid" xmlns:w16="http://schemas.microsoft.com/office/word/2018/wordml" xmlns:w16du="http://schemas.microsoft.com/office/word/2023/wordml/word16du" xmlns:w16sdtdh="http://schemas.microsoft.com/office/word/2020/wordml/sdtdatahash" xmlns:w16sdtfl="http://schemas.microsoft.com/office/word/2024/wordml/sdtformatlock" xmlns:w16se="http://schemas.microsoft.com/office/word/2015/wordml/symex" xmlns:wpg="http://schemas.microsoft.com/office/word/2010/wordprocessingGroup" xmlns:wpi="http://schemas.microsoft.com/office/word/2010/wordprocessingInk" xmlns:wne="http://schemas.microsoft.com/office/word/2006/wordml" xmlns:wps="http://schemas.microsoft.com/office/word/2010/wordprocessingShape" mc:Ignorable="w14 w15 w16se w16cid w16 w16cex w16sdtdh w16sdtfl w16du wp14">
   <w:body>
+    <w:p/>
     <w:p>
       <w:r>
-        <w:t>#include &lt;</w:t>
+        <w:t xml:space="preserve">                                                             Socket Program</w:t>
+      </w:r>
+    </w:p>
+    <w:p>
+      <w:pPr>
+        <w:rPr>
+          <w:b/>
+          <w:bCs/>
+        </w:rPr>
+      </w:pPr>
+      <w:r>
+        <w:rPr>
+          <w:b/>
+          <w:bCs/>
+        </w:rPr>
+        <w:t xml:space="preserve">         </w:t>
       </w:r>
       <w:proofErr w:type="spellStart"/>
       <w:r>
-        <w:t>stdio.h</w:t>
+        <w:rPr>
+          <w:b/>
+          <w:bCs/>
+        </w:rPr>
+        <w:t>Socket.c</w:t>
       </w:r>
       <w:proofErr w:type="spellEnd"/>
+    </w:p>
+    <w:p>
+      <w:pPr>
+        <w:rPr>
+          <w:b/>
+          <w:bCs/>
+        </w:rPr>
+      </w:pPr>
       <w:r>
-        <w:t>&gt;</w:t>
+        <w:rPr>
+          <w:b/>
+          <w:bCs/>
+        </w:rPr>
+        <w:drawing>
+          <wp:inline distT="0" distB="0" distL="0" distR="0" wp14:anchorId="1BB4963E" wp14:editId="0B9D64CE">
+            <wp:extent cx="5480050" cy="3714750"/>
+            <wp:effectExtent l="0" t="0" r="6350" b="0"/>
+            <wp:docPr id="438611818" name="Picture 1"/>
+            <wp:cNvGraphicFramePr>
+              <a:graphicFrameLocks xmlns:a="http://schemas.openxmlformats.org/drawingml/2006/main" noChangeAspect="1"/>
+            </wp:cNvGraphicFramePr>
+            <a:graphic xmlns:a="http://schemas.openxmlformats.org/drawingml/2006/main">
+              <a:graphicData uri="http://schemas.openxmlformats.org/drawingml/2006/picture">
+                <pic:pic xmlns:pic="http://schemas.openxmlformats.org/drawingml/2006/picture">
+                  <pic:nvPicPr>
+                    <pic:cNvPr id="438611818" name=""/>
+                    <pic:cNvPicPr/>
+                  </pic:nvPicPr>
+                  <pic:blipFill>
+                    <a:blip r:embed="rId4"/>
+                    <a:stretch>
+                      <a:fillRect/>
+                    </a:stretch>
+                  </pic:blipFill>
+                  <pic:spPr>
+                    <a:xfrm>
+                      <a:off x="0" y="0"/>
+                      <a:ext cx="5480050" cy="3714750"/>
+                    </a:xfrm>
+                    <a:prstGeom prst="rect">
+                      <a:avLst/>
+                    </a:prstGeom>
+                  </pic:spPr>
+                </pic:pic>
+              </a:graphicData>
+            </a:graphic>
+          </wp:inline>
+        </w:drawing>
       </w:r>
     </w:p>
     <w:p>
+      <w:pPr>
+        <w:rPr>
+          <w:b/>
+          <w:bCs/>
+        </w:rPr>
+      </w:pPr>
       <w:r>
-        <w:t>#include &lt;</w:t>
+        <w:rPr>
+          <w:b/>
+          <w:bCs/>
+        </w:rPr>
+        <w:lastRenderedPageBreak/>
+        <w:drawing>
+          <wp:inline distT="0" distB="0" distL="0" distR="0" wp14:anchorId="0C3392F0" wp14:editId="2A732A19">
+            <wp:extent cx="5549900" cy="3790950"/>
+            <wp:effectExtent l="0" t="0" r="0" b="0"/>
+            <wp:docPr id="122213235" name="Picture 1"/>
+            <wp:cNvGraphicFramePr>
+              <a:graphicFrameLocks xmlns:a="http://schemas.openxmlformats.org/drawingml/2006/main" noChangeAspect="1"/>
+            </wp:cNvGraphicFramePr>
+            <a:graphic xmlns:a="http://schemas.openxmlformats.org/drawingml/2006/main">
+              <a:graphicData uri="http://schemas.openxmlformats.org/drawingml/2006/picture">
+                <pic:pic xmlns:pic="http://schemas.openxmlformats.org/drawingml/2006/picture">
+                  <pic:nvPicPr>
+                    <pic:cNvPr id="122213235" name=""/>
+                    <pic:cNvPicPr/>
+                  </pic:nvPicPr>
+                  <pic:blipFill>
+                    <a:blip r:embed="rId5"/>
+                    <a:stretch>
+                      <a:fillRect/>
+                    </a:stretch>
+                  </pic:blipFill>
+                  <pic:spPr>
+                    <a:xfrm>
+                      <a:off x="0" y="0"/>
+                      <a:ext cx="5549900" cy="3790950"/>
+                    </a:xfrm>
+                    <a:prstGeom prst="rect">
+                      <a:avLst/>
+                    </a:prstGeom>
+                  </pic:spPr>
+                </pic:pic>
+              </a:graphicData>
+            </a:graphic>
+          </wp:inline>
+        </w:drawing>
+      </w:r>
+    </w:p>
+    <w:p>
+      <w:pPr>
+        <w:rPr>
+          <w:b/>
+          <w:bCs/>
+        </w:rPr>
+      </w:pPr>
+    </w:p>
+    <w:p>
+      <w:pPr>
+        <w:rPr>
+          <w:b/>
+          <w:bCs/>
+        </w:rPr>
+      </w:pPr>
+      <w:r>
+        <w:rPr>
+          <w:b/>
+          <w:bCs/>
+        </w:rPr>
+        <w:t xml:space="preserve">                 </w:t>
       </w:r>
       <w:proofErr w:type="spellStart"/>
       <w:r>
-        <w:t>unistd.h</w:t>
+        <w:rPr>
+          <w:b/>
+          <w:bCs/>
+        </w:rPr>
+        <w:t>Client.c</w:t>
       </w:r>
       <w:proofErr w:type="spellEnd"/>
-      <w:r>
-        <w:t>&gt;</w:t>
-      </w:r>
     </w:p>
     <w:p>
       <w:r>
-        <w:t>#include &lt;sys/</w:t>
-      </w:r>
-      <w:proofErr w:type="spellStart"/>
-      <w:r>
-        <w:t>socket.h</w:t>
-      </w:r>
-      <w:proofErr w:type="spellEnd"/>
-      <w:r>
-        <w:t>&gt;</w:t>
-      </w:r>
-    </w:p>
-    <w:p>
-      <w:r>
-        <w:t>#include &lt;sys/</w:t>
-      </w:r>
-      <w:proofErr w:type="spellStart"/>
-      <w:r>
-        <w:t>un.h</w:t>
-      </w:r>
-      <w:proofErr w:type="spellEnd"/>
-      <w:r>
-        <w:t>&gt;</w:t>
-      </w:r>
-    </w:p>
-    <w:p>
-      <w:r>
-        <w:t>#include &lt;</w:t>
-      </w:r>
-      <w:proofErr w:type="spellStart"/>
-      <w:r>
-        <w:t>string.h</w:t>
-      </w:r>
-      <w:proofErr w:type="spellEnd"/>
-      <w:r>
-        <w:t>&gt;</w:t>
-      </w:r>
-    </w:p>
-    <w:p/>
-    <w:p>
-      <w:r>
-        <w:t>#define SOCKET_PATH "/</w:t>
-      </w:r>
-      <w:proofErr w:type="spellStart"/>
-      <w:r>
-        <w:t>tmp</w:t>
-      </w:r>
-      <w:proofErr w:type="spellEnd"/>
-      <w:r>
-        <w:t>/</w:t>
-      </w:r>
-      <w:proofErr w:type="spellStart"/>
-      <w:r>
-        <w:t>my_socket</w:t>
-      </w:r>
-      <w:proofErr w:type="spellEnd"/>
-      <w:r>
-        <w:t>"</w:t>
-      </w:r>
-    </w:p>
-    <w:p/>
-    <w:p>
-      <w:r>
-        <w:t xml:space="preserve">int </w:t>
-      </w:r>
-      <w:proofErr w:type="gramStart"/>
-      <w:r>
-        <w:t>main(</w:t>
-      </w:r>
-      <w:proofErr w:type="gramEnd"/>
-      <w:r>
-        <w:t>)</w:t>
-      </w:r>
-    </w:p>
-    <w:p>
-      <w:r>
-        <w:t>{</w:t>
-      </w:r>
-    </w:p>
-    <w:p>
-      <w:r>
-        <w:t xml:space="preserve">    int </w:t>
-      </w:r>
-      <w:proofErr w:type="spellStart"/>
-      <w:r>
-        <w:t>client_fd</w:t>
-      </w:r>
-      <w:proofErr w:type="spellEnd"/>
-      <w:r>
-        <w:t>;</w:t>
-      </w:r>
-    </w:p>
-    <w:p>
-      <w:r>
-        <w:t xml:space="preserve">    struct </w:t>
-      </w:r>
-      <w:proofErr w:type="spellStart"/>
-      <w:r>
-        <w:t>sockaddr_un</w:t>
-      </w:r>
-      <w:proofErr w:type="spellEnd"/>
-      <w:r>
-        <w:t xml:space="preserve"> address;</w:t>
-      </w:r>
-    </w:p>
-    <w:p/>
-    <w:p>
-      <w:r>
-        <w:t xml:space="preserve">    // Create socket</w:t>
-      </w:r>
-    </w:p>
-    <w:p>
-      <w:r>
-        <w:t xml:space="preserve">    </w:t>
-      </w:r>
-      <w:proofErr w:type="spellStart"/>
-      <w:r>
-        <w:t>client_fd</w:t>
-      </w:r>
-      <w:proofErr w:type="spellEnd"/>
-      <w:r>
-        <w:t xml:space="preserve"> = </w:t>
-      </w:r>
-      <w:proofErr w:type="gramStart"/>
-      <w:r>
-        <w:t>socket(</w:t>
-      </w:r>
-      <w:proofErr w:type="gramEnd"/>
-      <w:r>
-        <w:t>AF_UNIX, SOCK_STREAM, 0);</w:t>
-      </w:r>
-    </w:p>
-    <w:p/>
-    <w:p>
-      <w:r>
-        <w:t xml:space="preserve">    // Set socket address</w:t>
-      </w:r>
-    </w:p>
-    <w:p>
-      <w:r>
-        <w:t xml:space="preserve">    </w:t>
-      </w:r>
-      <w:proofErr w:type="spellStart"/>
-      <w:r>
-        <w:t>address.sun_family</w:t>
-      </w:r>
-      <w:proofErr w:type="spellEnd"/>
-      <w:r>
-        <w:t xml:space="preserve"> = AF_UNIX;</w:t>
-      </w:r>
-    </w:p>
-    <w:p>
-      <w:r>
-        <w:t xml:space="preserve">    </w:t>
-      </w:r>
-      <w:proofErr w:type="spellStart"/>
-      <w:proofErr w:type="gramStart"/>
-      <w:r>
-        <w:t>strcpy</w:t>
-      </w:r>
-      <w:proofErr w:type="spellEnd"/>
-      <w:r>
-        <w:t>(</w:t>
-      </w:r>
-      <w:proofErr w:type="spellStart"/>
-      <w:proofErr w:type="gramEnd"/>
-      <w:r>
-        <w:t>address.sun_path</w:t>
-      </w:r>
-      <w:proofErr w:type="spellEnd"/>
-      <w:r>
-        <w:t>, SOCKET_PATH);</w:t>
-      </w:r>
-    </w:p>
-    <w:p/>
-    <w:p>
-      <w:r>
-        <w:t xml:space="preserve">    // Connect to server</w:t>
-      </w:r>
-    </w:p>
-    <w:p>
-      <w:r>
-        <w:t xml:space="preserve">    </w:t>
-      </w:r>
-      <w:proofErr w:type="gramStart"/>
-      <w:r>
-        <w:t>connect(</w:t>
-      </w:r>
-      <w:proofErr w:type="spellStart"/>
-      <w:proofErr w:type="gramEnd"/>
-      <w:r>
-        <w:t>client_fd</w:t>
-      </w:r>
-      <w:proofErr w:type="spellEnd"/>
-      <w:r>
-        <w:t>,</w:t>
-      </w:r>
-    </w:p>
-    <w:p>
-      <w:r>
-        <w:t xml:space="preserve">            (struct </w:t>
-      </w:r>
-      <w:proofErr w:type="spellStart"/>
-      <w:r>
-        <w:t>sockaddr</w:t>
-      </w:r>
-      <w:proofErr w:type="spellEnd"/>
-      <w:r>
-        <w:t xml:space="preserve"> </w:t>
-      </w:r>
-      <w:proofErr w:type="gramStart"/>
-      <w:r>
-        <w:t>*)&amp;</w:t>
-      </w:r>
-      <w:proofErr w:type="gramEnd"/>
-      <w:r>
-        <w:t>address,</w:t>
-      </w:r>
-    </w:p>
-    <w:p>
-      <w:r>
-        <w:t xml:space="preserve">            </w:t>
-      </w:r>
-      <w:proofErr w:type="spellStart"/>
-      <w:r>
-        <w:t>sizeof</w:t>
-      </w:r>
-      <w:proofErr w:type="spellEnd"/>
-      <w:r>
-        <w:t>(address));</w:t>
-      </w:r>
-    </w:p>
-    <w:p/>
-    <w:p>
-      <w:r>
-        <w:t xml:space="preserve">    // Send message</w:t>
+        <w:lastRenderedPageBreak/>
+        <w:drawing>
+          <wp:inline distT="0" distB="0" distL="0" distR="0" wp14:anchorId="157786AB" wp14:editId="6A52F71A">
+            <wp:extent cx="5613400" cy="4565650"/>
+            <wp:effectExtent l="0" t="0" r="6350" b="6350"/>
+            <wp:docPr id="1441857984" name="Picture 1"/>
+            <wp:cNvGraphicFramePr>
+              <a:graphicFrameLocks xmlns:a="http://schemas.openxmlformats.org/drawingml/2006/main" noChangeAspect="1"/>
+            </wp:cNvGraphicFramePr>
+            <a:graphic xmlns:a="http://schemas.openxmlformats.org/drawingml/2006/main">
+              <a:graphicData uri="http://schemas.openxmlformats.org/drawingml/2006/picture">
+                <pic:pic xmlns:pic="http://schemas.openxmlformats.org/drawingml/2006/picture">
+                  <pic:nvPicPr>
+                    <pic:cNvPr id="1441857984" name=""/>
+                    <pic:cNvPicPr/>
+                  </pic:nvPicPr>
+                  <pic:blipFill>
+                    <a:blip r:embed="rId6"/>
+                    <a:stretch>
+                      <a:fillRect/>
+                    </a:stretch>
+                  </pic:blipFill>
+                  <pic:spPr>
+                    <a:xfrm>
+                      <a:off x="0" y="0"/>
+                      <a:ext cx="5613400" cy="4565650"/>
+                    </a:xfrm>
+                    <a:prstGeom prst="rect">
+                      <a:avLst/>
+                    </a:prstGeom>
+                  </pic:spPr>
+                </pic:pic>
+              </a:graphicData>
+            </a:graphic>
+          </wp:inline>
+        </w:drawing>
       </w:r>
     </w:p>
     <w:p>
       <w:r>
         <w:lastRenderedPageBreak/>
-        <w:t xml:space="preserve">    </w:t>
-      </w:r>
-      <w:proofErr w:type="gramStart"/>
-      <w:r>
-        <w:t>write(</w:t>
-      </w:r>
-      <w:proofErr w:type="spellStart"/>
-      <w:proofErr w:type="gramEnd"/>
-      <w:r>
-        <w:t>client_fd</w:t>
-      </w:r>
-      <w:proofErr w:type="spellEnd"/>
-      <w:r>
-        <w:t>, "Hello Server", 12);</w:t>
+        <w:drawing>
+          <wp:inline distT="0" distB="0" distL="0" distR="0" wp14:anchorId="6D0E502E" wp14:editId="7A3B432B">
+            <wp:extent cx="5620385" cy="3676650"/>
+            <wp:effectExtent l="0" t="0" r="0" b="0"/>
+            <wp:docPr id="591780001" name="Picture 1"/>
+            <wp:cNvGraphicFramePr>
+              <a:graphicFrameLocks xmlns:a="http://schemas.openxmlformats.org/drawingml/2006/main" noChangeAspect="1"/>
+            </wp:cNvGraphicFramePr>
+            <a:graphic xmlns:a="http://schemas.openxmlformats.org/drawingml/2006/main">
+              <a:graphicData uri="http://schemas.openxmlformats.org/drawingml/2006/picture">
+                <pic:pic xmlns:pic="http://schemas.openxmlformats.org/drawingml/2006/picture">
+                  <pic:nvPicPr>
+                    <pic:cNvPr id="591780001" name=""/>
+                    <pic:cNvPicPr/>
+                  </pic:nvPicPr>
+                  <pic:blipFill>
+                    <a:blip r:embed="rId7"/>
+                    <a:stretch>
+                      <a:fillRect/>
+                    </a:stretch>
+                  </pic:blipFill>
+                  <pic:spPr>
+                    <a:xfrm>
+                      <a:off x="0" y="0"/>
+                      <a:ext cx="5620535" cy="3676748"/>
+                    </a:xfrm>
+                    <a:prstGeom prst="rect">
+                      <a:avLst/>
+                    </a:prstGeom>
+                  </pic:spPr>
+                </pic:pic>
+              </a:graphicData>
+            </a:graphic>
+          </wp:inline>
+        </w:drawing>
       </w:r>
     </w:p>
     <w:p/>
-    <w:p>
-      <w:r>
-        <w:t xml:space="preserve">    </w:t>
-      </w:r>
-      <w:proofErr w:type="spellStart"/>
-      <w:proofErr w:type="gramStart"/>
-      <w:r>
-        <w:t>printf</w:t>
-      </w:r>
-      <w:proofErr w:type="spellEnd"/>
-      <w:r>
-        <w:t>(</w:t>
-      </w:r>
-      <w:proofErr w:type="gramEnd"/>
-      <w:r>
-        <w:t>"Message sent to server.\n");</w:t>
-      </w:r>
-    </w:p>
-    <w:p/>
-    <w:p>
-      <w:r>
-        <w:t xml:space="preserve">    close(</w:t>
-      </w:r>
-      <w:proofErr w:type="spellStart"/>
-      <w:r>
-        <w:t>client_fd</w:t>
-      </w:r>
-      <w:proofErr w:type="spellEnd"/>
-      <w:r>
-        <w:t>);</w:t>
-      </w:r>
-    </w:p>
-    <w:p/>
-    <w:p>
-      <w:r>
-        <w:t xml:space="preserve">    return 0;</w:t>
-      </w:r>
-    </w:p>
-    <w:p>
-      <w:r>
-        <w:t>}</w:t>
-      </w:r>
-    </w:p>
     <w:p>
       <w:r>
         <w:rPr>
           <w:noProof/>
         </w:rPr>
         <w:drawing>
-          <wp:inline distT="0" distB="0" distL="0" distR="0" wp14:anchorId="17F4D7C2" wp14:editId="5D44115A">
-            <wp:extent cx="5943600" cy="1492250"/>
+          <wp:inline distT="0" distB="0" distL="0" distR="0" wp14:anchorId="1D594E2F" wp14:editId="7B7D7FE1">
+            <wp:extent cx="5721350" cy="3128645"/>
             <wp:effectExtent l="0" t="0" r="0" b="0"/>
-            <wp:docPr id="601652300" name="Picture 1"/>
+            <wp:docPr id="1866933531" name="Picture 1"/>
             <wp:cNvGraphicFramePr>
               <a:graphicFrameLocks xmlns:a="http://schemas.openxmlformats.org/drawingml/2006/main" noChangeAspect="1"/>
             </wp:cNvGraphicFramePr>
@@ -353,7 +267,7 @@
                     </pic:cNvPicPr>
                   </pic:nvPicPr>
                   <pic:blipFill>
-                    <a:blip r:embed="rId4" cstate="print">
+                    <a:blip r:embed="rId8" cstate="print">
                       <a:extLst>
                         <a:ext uri="{28A0092B-C50C-407E-A947-70E740481C1C}">
                           <a14:useLocalDpi xmlns:a14="http://schemas.microsoft.com/office/drawing/2010/main" val="0"/>
@@ -368,7 +282,7 @@
                   <pic:spPr bwMode="auto">
                     <a:xfrm>
                       <a:off x="0" y="0"/>
-                      <a:ext cx="5943600" cy="1492250"/>
+                      <a:ext cx="5721350" cy="3128645"/>
                     </a:xfrm>
                     <a:prstGeom prst="rect">
                       <a:avLst/>
@@ -803,7 +717,7 @@
     <w:link w:val="Heading1Char"/>
     <w:uiPriority w:val="9"/>
     <w:qFormat/>
-    <w:rsid w:val="00D84992"/>
+    <w:rsid w:val="00945B97"/>
     <w:pPr>
       <w:keepNext/>
       <w:keepLines/>
@@ -826,7 +740,7 @@
     <w:semiHidden/>
     <w:unhideWhenUsed/>
     <w:qFormat/>
-    <w:rsid w:val="00D84992"/>
+    <w:rsid w:val="00945B97"/>
     <w:pPr>
       <w:keepNext/>
       <w:keepLines/>
@@ -849,7 +763,7 @@
     <w:semiHidden/>
     <w:unhideWhenUsed/>
     <w:qFormat/>
-    <w:rsid w:val="00D84992"/>
+    <w:rsid w:val="00945B97"/>
     <w:pPr>
       <w:keepNext/>
       <w:keepLines/>
@@ -872,7 +786,7 @@
     <w:semiHidden/>
     <w:unhideWhenUsed/>
     <w:qFormat/>
-    <w:rsid w:val="00D84992"/>
+    <w:rsid w:val="00945B97"/>
     <w:pPr>
       <w:keepNext/>
       <w:keepLines/>
@@ -895,7 +809,7 @@
     <w:semiHidden/>
     <w:unhideWhenUsed/>
     <w:qFormat/>
-    <w:rsid w:val="00D84992"/>
+    <w:rsid w:val="00945B97"/>
     <w:pPr>
       <w:keepNext/>
       <w:keepLines/>
@@ -916,7 +830,7 @@
     <w:semiHidden/>
     <w:unhideWhenUsed/>
     <w:qFormat/>
-    <w:rsid w:val="00D84992"/>
+    <w:rsid w:val="00945B97"/>
     <w:pPr>
       <w:keepNext/>
       <w:keepLines/>
@@ -939,7 +853,7 @@
     <w:semiHidden/>
     <w:unhideWhenUsed/>
     <w:qFormat/>
-    <w:rsid w:val="00D84992"/>
+    <w:rsid w:val="00945B97"/>
     <w:pPr>
       <w:keepNext/>
       <w:keepLines/>
@@ -960,7 +874,7 @@
     <w:semiHidden/>
     <w:unhideWhenUsed/>
     <w:qFormat/>
-    <w:rsid w:val="00D84992"/>
+    <w:rsid w:val="00945B97"/>
     <w:pPr>
       <w:keepNext/>
       <w:keepLines/>
@@ -983,7 +897,7 @@
     <w:semiHidden/>
     <w:unhideWhenUsed/>
     <w:qFormat/>
-    <w:rsid w:val="00D84992"/>
+    <w:rsid w:val="00945B97"/>
     <w:pPr>
       <w:keepNext/>
       <w:keepLines/>
@@ -1027,7 +941,7 @@
     <w:basedOn w:val="DefaultParagraphFont"/>
     <w:link w:val="Heading1"/>
     <w:uiPriority w:val="9"/>
-    <w:rsid w:val="00D84992"/>
+    <w:rsid w:val="00945B97"/>
     <w:rPr>
       <w:rFonts w:asciiTheme="majorHAnsi" w:eastAsiaTheme="majorEastAsia" w:hAnsiTheme="majorHAnsi" w:cstheme="majorBidi"/>
       <w:color w:val="2F5496" w:themeColor="accent1" w:themeShade="BF"/>
@@ -1041,7 +955,7 @@
     <w:link w:val="Heading2"/>
     <w:uiPriority w:val="9"/>
     <w:semiHidden/>
-    <w:rsid w:val="00D84992"/>
+    <w:rsid w:val="00945B97"/>
     <w:rPr>
       <w:rFonts w:asciiTheme="majorHAnsi" w:eastAsiaTheme="majorEastAsia" w:hAnsiTheme="majorHAnsi" w:cstheme="majorBidi"/>
       <w:color w:val="2F5496" w:themeColor="accent1" w:themeShade="BF"/>
@@ -1055,7 +969,7 @@
     <w:link w:val="Heading3"/>
     <w:uiPriority w:val="9"/>
     <w:semiHidden/>
-    <w:rsid w:val="00D84992"/>
+    <w:rsid w:val="00945B97"/>
     <w:rPr>
       <w:rFonts w:eastAsiaTheme="majorEastAsia" w:cstheme="majorBidi"/>
       <w:color w:val="2F5496" w:themeColor="accent1" w:themeShade="BF"/>
@@ -1069,7 +983,7 @@
     <w:link w:val="Heading4"/>
     <w:uiPriority w:val="9"/>
     <w:semiHidden/>
-    <w:rsid w:val="00D84992"/>
+    <w:rsid w:val="00945B97"/>
     <w:rPr>
       <w:rFonts w:eastAsiaTheme="majorEastAsia" w:cstheme="majorBidi"/>
       <w:i/>
@@ -1083,7 +997,7 @@
     <w:link w:val="Heading5"/>
     <w:uiPriority w:val="9"/>
     <w:semiHidden/>
-    <w:rsid w:val="00D84992"/>
+    <w:rsid w:val="00945B97"/>
     <w:rPr>
       <w:rFonts w:eastAsiaTheme="majorEastAsia" w:cstheme="majorBidi"/>
       <w:color w:val="2F5496" w:themeColor="accent1" w:themeShade="BF"/>
@@ -1095,7 +1009,7 @@
     <w:link w:val="Heading6"/>
     <w:uiPriority w:val="9"/>
     <w:semiHidden/>
-    <w:rsid w:val="00D84992"/>
+    <w:rsid w:val="00945B97"/>
     <w:rPr>
       <w:rFonts w:eastAsiaTheme="majorEastAsia" w:cstheme="majorBidi"/>
       <w:i/>
@@ -1109,7 +1023,7 @@
     <w:link w:val="Heading7"/>
     <w:uiPriority w:val="9"/>
     <w:semiHidden/>
-    <w:rsid w:val="00D84992"/>
+    <w:rsid w:val="00945B97"/>
     <w:rPr>
       <w:rFonts w:eastAsiaTheme="majorEastAsia" w:cstheme="majorBidi"/>
       <w:color w:val="595959" w:themeColor="text1" w:themeTint="A6"/>
@@ -1121,7 +1035,7 @@
     <w:link w:val="Heading8"/>
     <w:uiPriority w:val="9"/>
     <w:semiHidden/>
-    <w:rsid w:val="00D84992"/>
+    <w:rsid w:val="00945B97"/>
     <w:rPr>
       <w:rFonts w:eastAsiaTheme="majorEastAsia" w:cstheme="majorBidi"/>
       <w:i/>
@@ -1135,7 +1049,7 @@
     <w:link w:val="Heading9"/>
     <w:uiPriority w:val="9"/>
     <w:semiHidden/>
-    <w:rsid w:val="00D84992"/>
+    <w:rsid w:val="00945B97"/>
     <w:rPr>
       <w:rFonts w:eastAsiaTheme="majorEastAsia" w:cstheme="majorBidi"/>
       <w:color w:val="272727" w:themeColor="text1" w:themeTint="D8"/>
@@ -1148,7 +1062,7 @@
     <w:link w:val="TitleChar"/>
     <w:uiPriority w:val="10"/>
     <w:qFormat/>
-    <w:rsid w:val="00D84992"/>
+    <w:rsid w:val="00945B97"/>
     <w:pPr>
       <w:spacing w:after="80" w:line="240" w:lineRule="auto"/>
       <w:contextualSpacing/>
@@ -1166,7 +1080,7 @@
     <w:basedOn w:val="DefaultParagraphFont"/>
     <w:link w:val="Title"/>
     <w:uiPriority w:val="10"/>
-    <w:rsid w:val="00D84992"/>
+    <w:rsid w:val="00945B97"/>
     <w:rPr>
       <w:rFonts w:asciiTheme="majorHAnsi" w:eastAsiaTheme="majorEastAsia" w:hAnsiTheme="majorHAnsi" w:cstheme="majorBidi"/>
       <w:spacing w:val="-10"/>
@@ -1182,7 +1096,7 @@
     <w:link w:val="SubtitleChar"/>
     <w:uiPriority w:val="11"/>
     <w:qFormat/>
-    <w:rsid w:val="00D84992"/>
+    <w:rsid w:val="00945B97"/>
     <w:pPr>
       <w:numPr>
         <w:ilvl w:val="1"/>
@@ -1201,7 +1115,7 @@
     <w:basedOn w:val="DefaultParagraphFont"/>
     <w:link w:val="Subtitle"/>
     <w:uiPriority w:val="11"/>
-    <w:rsid w:val="00D84992"/>
+    <w:rsid w:val="00945B97"/>
     <w:rPr>
       <w:rFonts w:eastAsiaTheme="majorEastAsia" w:cstheme="majorBidi"/>
       <w:color w:val="595959" w:themeColor="text1" w:themeTint="A6"/>
@@ -1217,7 +1131,7 @@
     <w:link w:val="QuoteChar"/>
     <w:uiPriority w:val="29"/>
     <w:qFormat/>
-    <w:rsid w:val="00D84992"/>
+    <w:rsid w:val="00945B97"/>
     <w:pPr>
       <w:spacing w:before="160"/>
       <w:jc w:val="center"/>
@@ -1233,7 +1147,7 @@
     <w:basedOn w:val="DefaultParagraphFont"/>
     <w:link w:val="Quote"/>
     <w:uiPriority w:val="29"/>
-    <w:rsid w:val="00D84992"/>
+    <w:rsid w:val="00945B97"/>
     <w:rPr>
       <w:i/>
       <w:iCs/>
@@ -1245,7 +1159,7 @@
     <w:basedOn w:val="Normal"/>
     <w:uiPriority w:val="34"/>
     <w:qFormat/>
-    <w:rsid w:val="00D84992"/>
+    <w:rsid w:val="00945B97"/>
     <w:pPr>
       <w:ind w:left="720"/>
       <w:contextualSpacing/>
@@ -1256,7 +1170,7 @@
     <w:basedOn w:val="DefaultParagraphFont"/>
     <w:uiPriority w:val="21"/>
     <w:qFormat/>
-    <w:rsid w:val="00D84992"/>
+    <w:rsid w:val="00945B97"/>
     <w:rPr>
       <w:i/>
       <w:iCs/>
@@ -1270,7 +1184,7 @@
     <w:link w:val="IntenseQuoteChar"/>
     <w:uiPriority w:val="30"/>
     <w:qFormat/>
-    <w:rsid w:val="00D84992"/>
+    <w:rsid w:val="00945B97"/>
     <w:pPr>
       <w:pBdr>
         <w:top w:val="single" w:sz="4" w:space="10" w:color="2F5496" w:themeColor="accent1" w:themeShade="BF"/>
@@ -1291,7 +1205,7 @@
     <w:basedOn w:val="DefaultParagraphFont"/>
     <w:link w:val="IntenseQuote"/>
     <w:uiPriority w:val="30"/>
-    <w:rsid w:val="00D84992"/>
+    <w:rsid w:val="00945B97"/>
     <w:rPr>
       <w:i/>
       <w:iCs/>
@@ -1303,7 +1217,7 @@
     <w:basedOn w:val="DefaultParagraphFont"/>
     <w:uiPriority w:val="32"/>
     <w:qFormat/>
-    <w:rsid w:val="00D84992"/>
+    <w:rsid w:val="00945B97"/>
     <w:rPr>
       <w:b/>
       <w:bCs/>
